--- a/docs/reports/03_acik_kume_ve_kirilimlar.docx
+++ b/docs/reports/03_acik_kume_ve_kirilimlar.docx
@@ -31,7 +31,7 @@
         <w:rPr>
           <w:i/>
         </w:rPr>
-        <w:t>SigLIP ViT-B/16 ile 'katalogda yok' kararı ve başarının çekim koşullarına göre değişimi</w:t>
+        <w:t>SigLIP ViT-B/16 'katalogda yok' diyebilir mi? Başarı hangi çekim koşullarında düşüyor?</w:t>
       </w:r>
     </w:p>
     <w:p>
@@ -42,7 +42,7 @@
         <w:rPr>
           <w:sz w:val="20"/>
         </w:rPr>
-        <w:t>Ethem Belka Şahin · 19.10.2026</w:t>
+        <w:t>Ethem Belka Şahin · 21.10.2026</w:t>
       </w:r>
     </w:p>
     <w:p>
@@ -50,12 +50,17 @@
         <w:pStyle w:val="Heading1"/>
       </w:pPr>
       <w:r>
-        <w:t>1. Bu rapor ne anlatıyor?</w:t>
+        <w:t>1. Problem: kapalı küme ve açık küme</w:t>
       </w:r>
     </w:p>
     <w:p>
       <w:r>
-        <w:t>Adım 2'de en iyi hazır modelin SigLIP olduğu bulundu. Bu adımda iki soru yanıtlanıyor. (1) Sistem, aradığı ürün katalogda yoksa bunu söyleyebilir mi? (Araştırma Sorusu 4) (2) Başarı; kapanma, ölçek, yakınlaştırma, bakış açısı ve kategoriye göre nasıl değişiyor? (Araştırma Sorusu 3) Her iki analiz de GPU gerektirmedi; Adım 2'de çıkarılan vektörler üzerinde yerel bilgisayarda yapıldı.</w:t>
+        <w:t>Adım 2'deki ölçüm kapalı kümeydi: her sorgunun katalogda en az bir doğru eşi vardı; soru yalnızca 'kaçıncı sırada?' idi. Gerçek bir uygulamada müşteri, mağazanın satmadığı bir kıyafetin fotoğrafını da gönderir. Sistem o zaman ne yapar? Arama her zaman bir sonuç döndürür — en benzer katalog öğesi her zaman vardır — ama bu sonuç yanlıştır. Açık küme problemi, sistemin 'bu ürün katalogda yok' diyebilmesidir (Araştırma Sorusu 4).</w:t>
+      </w:r>
+    </w:p>
+    <w:p>
+      <w:r>
+        <w:t>Veri: 'bilinen' sorgular = Adım 2'deki 12.375 test sorgusu (hepsinin katalogda eşi var). 'Katalogda yok' sorgular = style = 0 olan 3.137 müşteri kıyafeti (Adım 1 raporu. Bölüm 2.3: ürün sayfasının konusu olmayan kıyafetler). Katalog aynı 36.958 öğelik test galerisi.</w:t>
       </w:r>
     </w:p>
     <w:p>
@@ -63,48 +68,631 @@
         <w:pStyle w:val="Heading1"/>
       </w:pPr>
       <w:r>
-        <w:t>2. Taahhüt ve kurulum</w:t>
+        <w:t>2. Karar nasıl verilir? İki güven skoru</w:t>
       </w:r>
     </w:p>
     <w:p>
-      <w:pPr>
-        <w:pStyle w:val="ListBullet"/>
-      </w:pPr>
       <w:r>
-        <w:t>Öneri: 'İlk sonucu yalnızca skoru bir eşiği (τ) aşıyorsa kabul et; mutlak benzerlik s1 ile margin s1 − s2'yi karşılaştır. τ yalnızca iç doğrulama ayrımında seçilir.'</w:t>
-      </w:r>
-    </w:p>
-    <w:p>
-      <w:pPr>
-        <w:pStyle w:val="ListBullet"/>
-      </w:pPr>
-      <w:r>
-        <w:t>Ölçütler: AUROC (bilinen ↔ bilinmeyen), kapsama–kesinlik eğrisi, %95 kapsama veren τ'daki yanlış eşleşme oranı; Recall@1 kırılımları.</w:t>
-      </w:r>
-    </w:p>
-    <w:p>
-      <w:pPr>
-        <w:pStyle w:val="ListBullet"/>
-      </w:pPr>
-      <w:r>
-        <w:t>'Katalogda yok' sorguları: style = 0 olan müşteri ürünleri (test: 3.137, val_internal: 1.339). Ek etiketleme yapılmadı.</w:t>
-      </w:r>
-    </w:p>
-    <w:p>
-      <w:pPr>
-        <w:pStyle w:val="ListBullet"/>
-      </w:pPr>
-      <w:r>
-        <w:t>τ, val_internal'da %95 kapsama için seçildi (mutlak: 0.730, margin: 0.0008) ve test'e olduğu gibi uygulandı.</w:t>
+        <w:t>Sistem her sorgu için kataloğu sıralar ve bir güven skoru üretir; skor bir eşiğin (τ) üstündeyse ilk sonucu cevap olarak verir, altındaysa 'katalogda yok' der. Soru, hangi skorun iyi çalıştığı. Önerideki iki aday:</w:t>
       </w:r>
     </w:p>
     <w:p>
       <w:r>
         <w:rPr>
-          <w:i/>
-          <w:color w:val="404040"/>
+          <w:b/>
         </w:rPr>
-        <w:t>Terimler: s1 = sorguya en benzer katalog öğesinin benzerlik skoru. s2 = farklı bir ürüne ait ilk öğenin skoru. Kapsama = eşiği geçip 'cevap verilen' sorguların oranı. Kesinlik = cevap verilenlerde ilk sonucun doğru olma oranı. AUROC = skorun iki grubu ayırma gücü; 0,5 yazı-tura, 1,0 kusursuz.</w:t>
+        <w:t>mutlak skor s1</w:t>
+      </w:r>
+      <w:r>
+        <w:t xml:space="preserve"> — ilk sıradaki katalog öğesinin kosinüs benzerliği. Mantık: aynı ürün çok yüksek benzerlik verir, katalogda olmayan ürün vermez.</w:t>
+      </w:r>
+    </w:p>
+    <w:p>
+      <w:r>
+        <w:rPr>
+          <w:b/>
+        </w:rPr>
+        <w:t>margin s1 − s2</w:t>
+      </w:r>
+      <w:r>
+        <w:t xml:space="preserve"> — s2 = ilk sonuçtan FARKLI bir ürüne (farklı match_key) ait ilk öğenin benzerliği. Mantık: ürün katalogdaysa onun fotoğrafları diğer ürünlerden açık ara önde olur; katalogda yoksa birkaç benzer ürün yakın skorlarla yarışır, fark küçük kalır.</w:t>
+      </w:r>
+    </w:p>
+    <w:p>
+      <w:r>
+        <w:t>İki gerçek sorgu üzerinde:</w:t>
+      </w:r>
+    </w:p>
+    <w:p>
+      <w:r>
+        <w:rPr>
+          <w:b/>
+        </w:rPr>
+        <w:t>Tablo 1. Bilinen sorgu validation_000114_item2 (ürün 29_2): sıralamanın ilk 5'i</w:t>
+      </w:r>
+    </w:p>
+    <w:tbl>
+      <w:tblPr>
+        <w:tblStyle w:val="TableGrid"/>
+        <w:tblW w:type="auto" w:w="0"/>
+        <w:jc w:val="center"/>
+        <w:tblLook w:firstColumn="1" w:firstRow="1" w:lastColumn="0" w:lastRow="0" w:noHBand="0" w:noVBand="1" w:val="04A0"/>
+      </w:tblPr>
+      <w:tblGrid>
+        <w:gridCol w:w="2160"/>
+        <w:gridCol w:w="2160"/>
+        <w:gridCol w:w="2160"/>
+        <w:gridCol w:w="2160"/>
+      </w:tblGrid>
+      <w:tr>
+        <w:tc>
+          <w:tcPr>
+            <w:tcW w:type="dxa" w:w="2160"/>
+            <w:shd w:val="clear" w:color="auto" w:fill="D9E2F3"/>
+          </w:tcPr>
+          <w:p>
+            <w:r>
+              <w:rPr>
+                <w:b/>
+              </w:rPr>
+              <w:t>Sıra</w:t>
+            </w:r>
+          </w:p>
+        </w:tc>
+        <w:tc>
+          <w:tcPr>
+            <w:tcW w:type="dxa" w:w="2160"/>
+            <w:shd w:val="clear" w:color="auto" w:fill="D9E2F3"/>
+          </w:tcPr>
+          <w:p>
+            <w:r>
+              <w:rPr>
+                <w:b/>
+              </w:rPr>
+              <w:t>match_key</w:t>
+            </w:r>
+          </w:p>
+        </w:tc>
+        <w:tc>
+          <w:tcPr>
+            <w:tcW w:type="dxa" w:w="2160"/>
+            <w:shd w:val="clear" w:color="auto" w:fill="D9E2F3"/>
+          </w:tcPr>
+          <w:p>
+            <w:r>
+              <w:rPr>
+                <w:b/>
+              </w:rPr>
+              <w:t>kategori</w:t>
+            </w:r>
+          </w:p>
+        </w:tc>
+        <w:tc>
+          <w:tcPr>
+            <w:tcW w:type="dxa" w:w="2160"/>
+            <w:shd w:val="clear" w:color="auto" w:fill="D9E2F3"/>
+          </w:tcPr>
+          <w:p>
+            <w:r>
+              <w:rPr>
+                <w:b/>
+              </w:rPr>
+              <w:t>benzerlik</w:t>
+            </w:r>
+          </w:p>
+        </w:tc>
+      </w:tr>
+      <w:tr>
+        <w:tc>
+          <w:tcPr>
+            <w:tcW w:type="dxa" w:w="2160"/>
+          </w:tcPr>
+          <w:p>
+            <w:r>
+              <w:t>1</w:t>
+            </w:r>
+          </w:p>
+        </w:tc>
+        <w:tc>
+          <w:tcPr>
+            <w:tcW w:type="dxa" w:w="2160"/>
+          </w:tcPr>
+          <w:p>
+            <w:r>
+              <w:t>29_2</w:t>
+            </w:r>
+          </w:p>
+        </w:tc>
+        <w:tc>
+          <w:tcPr>
+            <w:tcW w:type="dxa" w:w="2160"/>
+          </w:tcPr>
+          <w:p>
+            <w:r>
+              <w:t>9</w:t>
+            </w:r>
+          </w:p>
+        </w:tc>
+        <w:tc>
+          <w:tcPr>
+            <w:tcW w:type="dxa" w:w="2160"/>
+          </w:tcPr>
+          <w:p>
+            <w:r>
+              <w:t>0,889</w:t>
+            </w:r>
+          </w:p>
+        </w:tc>
+      </w:tr>
+      <w:tr>
+        <w:tc>
+          <w:tcPr>
+            <w:tcW w:type="dxa" w:w="2160"/>
+          </w:tcPr>
+          <w:p>
+            <w:r>
+              <w:t>2</w:t>
+            </w:r>
+          </w:p>
+        </w:tc>
+        <w:tc>
+          <w:tcPr>
+            <w:tcW w:type="dxa" w:w="2160"/>
+          </w:tcPr>
+          <w:p>
+            <w:r>
+              <w:t>29_2</w:t>
+            </w:r>
+          </w:p>
+        </w:tc>
+        <w:tc>
+          <w:tcPr>
+            <w:tcW w:type="dxa" w:w="2160"/>
+          </w:tcPr>
+          <w:p>
+            <w:r>
+              <w:t>9</w:t>
+            </w:r>
+          </w:p>
+        </w:tc>
+        <w:tc>
+          <w:tcPr>
+            <w:tcW w:type="dxa" w:w="2160"/>
+          </w:tcPr>
+          <w:p>
+            <w:r>
+              <w:t>0,882</w:t>
+            </w:r>
+          </w:p>
+        </w:tc>
+      </w:tr>
+      <w:tr>
+        <w:tc>
+          <w:tcPr>
+            <w:tcW w:type="dxa" w:w="2160"/>
+          </w:tcPr>
+          <w:p>
+            <w:r>
+              <w:t>3</w:t>
+            </w:r>
+          </w:p>
+        </w:tc>
+        <w:tc>
+          <w:tcPr>
+            <w:tcW w:type="dxa" w:w="2160"/>
+          </w:tcPr>
+          <w:p>
+            <w:r>
+              <w:t>29_2</w:t>
+            </w:r>
+          </w:p>
+        </w:tc>
+        <w:tc>
+          <w:tcPr>
+            <w:tcW w:type="dxa" w:w="2160"/>
+          </w:tcPr>
+          <w:p>
+            <w:r>
+              <w:t>9</w:t>
+            </w:r>
+          </w:p>
+        </w:tc>
+        <w:tc>
+          <w:tcPr>
+            <w:tcW w:type="dxa" w:w="2160"/>
+          </w:tcPr>
+          <w:p>
+            <w:r>
+              <w:t>0,876</w:t>
+            </w:r>
+          </w:p>
+        </w:tc>
+      </w:tr>
+      <w:tr>
+        <w:tc>
+          <w:tcPr>
+            <w:tcW w:type="dxa" w:w="2160"/>
+          </w:tcPr>
+          <w:p>
+            <w:r>
+              <w:t>4</w:t>
+            </w:r>
+          </w:p>
+        </w:tc>
+        <w:tc>
+          <w:tcPr>
+            <w:tcW w:type="dxa" w:w="2160"/>
+          </w:tcPr>
+          <w:p>
+            <w:r>
+              <w:t>29_2</w:t>
+            </w:r>
+          </w:p>
+        </w:tc>
+        <w:tc>
+          <w:tcPr>
+            <w:tcW w:type="dxa" w:w="2160"/>
+          </w:tcPr>
+          <w:p>
+            <w:r>
+              <w:t>9</w:t>
+            </w:r>
+          </w:p>
+        </w:tc>
+        <w:tc>
+          <w:tcPr>
+            <w:tcW w:type="dxa" w:w="2160"/>
+          </w:tcPr>
+          <w:p>
+            <w:r>
+              <w:t>0,870</w:t>
+            </w:r>
+          </w:p>
+        </w:tc>
+      </w:tr>
+      <w:tr>
+        <w:tc>
+          <w:tcPr>
+            <w:tcW w:type="dxa" w:w="2160"/>
+          </w:tcPr>
+          <w:p>
+            <w:r>
+              <w:t>5</w:t>
+            </w:r>
+          </w:p>
+        </w:tc>
+        <w:tc>
+          <w:tcPr>
+            <w:tcW w:type="dxa" w:w="2160"/>
+          </w:tcPr>
+          <w:p>
+            <w:r>
+              <w:t>29_2</w:t>
+            </w:r>
+          </w:p>
+        </w:tc>
+        <w:tc>
+          <w:tcPr>
+            <w:tcW w:type="dxa" w:w="2160"/>
+          </w:tcPr>
+          <w:p>
+            <w:r>
+              <w:t>9</w:t>
+            </w:r>
+          </w:p>
+        </w:tc>
+        <w:tc>
+          <w:tcPr>
+            <w:tcW w:type="dxa" w:w="2160"/>
+          </w:tcPr>
+          <w:p>
+            <w:r>
+              <w:t>0,870</w:t>
+            </w:r>
+          </w:p>
+        </w:tc>
+      </w:tr>
+    </w:tbl>
+    <w:p/>
+    <w:p>
+      <w:r>
+        <w:t>İlk 5 sonucun hepsi doğru ürünün (29_2) farklı fotoğrafları. s1 = 0.889. Farklı bir ürüne ait ilk sonuç daha aşağıda, benzerliği s2 = 0.834. Margin = 0.055: doğru ürün diğerlerinden açıkça ayrılmış.</w:t>
+      </w:r>
+    </w:p>
+    <w:p>
+      <w:r>
+        <w:rPr>
+          <w:b/>
+        </w:rPr>
+        <w:t>Tablo 2. Katalogda olmayan sorgu validation_000045_item1 (style = 0): sıralamanın ilk 5'i</w:t>
+      </w:r>
+    </w:p>
+    <w:tbl>
+      <w:tblPr>
+        <w:tblStyle w:val="TableGrid"/>
+        <w:tblW w:type="auto" w:w="0"/>
+        <w:jc w:val="center"/>
+        <w:tblLook w:firstColumn="1" w:firstRow="1" w:lastColumn="0" w:lastRow="0" w:noHBand="0" w:noVBand="1" w:val="04A0"/>
+      </w:tblPr>
+      <w:tblGrid>
+        <w:gridCol w:w="2160"/>
+        <w:gridCol w:w="2160"/>
+        <w:gridCol w:w="2160"/>
+        <w:gridCol w:w="2160"/>
+      </w:tblGrid>
+      <w:tr>
+        <w:tc>
+          <w:tcPr>
+            <w:tcW w:type="dxa" w:w="2160"/>
+            <w:shd w:val="clear" w:color="auto" w:fill="D9E2F3"/>
+          </w:tcPr>
+          <w:p>
+            <w:r>
+              <w:rPr>
+                <w:b/>
+              </w:rPr>
+              <w:t>Sıra</w:t>
+            </w:r>
+          </w:p>
+        </w:tc>
+        <w:tc>
+          <w:tcPr>
+            <w:tcW w:type="dxa" w:w="2160"/>
+            <w:shd w:val="clear" w:color="auto" w:fill="D9E2F3"/>
+          </w:tcPr>
+          <w:p>
+            <w:r>
+              <w:rPr>
+                <w:b/>
+              </w:rPr>
+              <w:t>match_key</w:t>
+            </w:r>
+          </w:p>
+        </w:tc>
+        <w:tc>
+          <w:tcPr>
+            <w:tcW w:type="dxa" w:w="2160"/>
+            <w:shd w:val="clear" w:color="auto" w:fill="D9E2F3"/>
+          </w:tcPr>
+          <w:p>
+            <w:r>
+              <w:rPr>
+                <w:b/>
+              </w:rPr>
+              <w:t>kategori</w:t>
+            </w:r>
+          </w:p>
+        </w:tc>
+        <w:tc>
+          <w:tcPr>
+            <w:tcW w:type="dxa" w:w="2160"/>
+            <w:shd w:val="clear" w:color="auto" w:fill="D9E2F3"/>
+          </w:tcPr>
+          <w:p>
+            <w:r>
+              <w:rPr>
+                <w:b/>
+              </w:rPr>
+              <w:t>benzerlik</w:t>
+            </w:r>
+          </w:p>
+        </w:tc>
+      </w:tr>
+      <w:tr>
+        <w:tc>
+          <w:tcPr>
+            <w:tcW w:type="dxa" w:w="2160"/>
+          </w:tcPr>
+          <w:p>
+            <w:r>
+              <w:t>1</w:t>
+            </w:r>
+          </w:p>
+        </w:tc>
+        <w:tc>
+          <w:tcPr>
+            <w:tcW w:type="dxa" w:w="2160"/>
+          </w:tcPr>
+          <w:p>
+            <w:r>
+              <w:t>262_0</w:t>
+            </w:r>
+          </w:p>
+        </w:tc>
+        <w:tc>
+          <w:tcPr>
+            <w:tcW w:type="dxa" w:w="2160"/>
+          </w:tcPr>
+          <w:p>
+            <w:r>
+              <w:t>5</w:t>
+            </w:r>
+          </w:p>
+        </w:tc>
+        <w:tc>
+          <w:tcPr>
+            <w:tcW w:type="dxa" w:w="2160"/>
+          </w:tcPr>
+          <w:p>
+            <w:r>
+              <w:t>0,868</w:t>
+            </w:r>
+          </w:p>
+        </w:tc>
+      </w:tr>
+      <w:tr>
+        <w:tc>
+          <w:tcPr>
+            <w:tcW w:type="dxa" w:w="2160"/>
+          </w:tcPr>
+          <w:p>
+            <w:r>
+              <w:t>2</w:t>
+            </w:r>
+          </w:p>
+        </w:tc>
+        <w:tc>
+          <w:tcPr>
+            <w:tcW w:type="dxa" w:w="2160"/>
+          </w:tcPr>
+          <w:p>
+            <w:r>
+              <w:t>1673_1</w:t>
+            </w:r>
+          </w:p>
+        </w:tc>
+        <w:tc>
+          <w:tcPr>
+            <w:tcW w:type="dxa" w:w="2160"/>
+          </w:tcPr>
+          <w:p>
+            <w:r>
+              <w:t>5</w:t>
+            </w:r>
+          </w:p>
+        </w:tc>
+        <w:tc>
+          <w:tcPr>
+            <w:tcW w:type="dxa" w:w="2160"/>
+          </w:tcPr>
+          <w:p>
+            <w:r>
+              <w:t>0,849</w:t>
+            </w:r>
+          </w:p>
+        </w:tc>
+      </w:tr>
+      <w:tr>
+        <w:tc>
+          <w:tcPr>
+            <w:tcW w:type="dxa" w:w="2160"/>
+          </w:tcPr>
+          <w:p>
+            <w:r>
+              <w:t>3</w:t>
+            </w:r>
+          </w:p>
+        </w:tc>
+        <w:tc>
+          <w:tcPr>
+            <w:tcW w:type="dxa" w:w="2160"/>
+          </w:tcPr>
+          <w:p>
+            <w:r>
+              <w:t>262_0</w:t>
+            </w:r>
+          </w:p>
+        </w:tc>
+        <w:tc>
+          <w:tcPr>
+            <w:tcW w:type="dxa" w:w="2160"/>
+          </w:tcPr>
+          <w:p>
+            <w:r>
+              <w:t>5</w:t>
+            </w:r>
+          </w:p>
+        </w:tc>
+        <w:tc>
+          <w:tcPr>
+            <w:tcW w:type="dxa" w:w="2160"/>
+          </w:tcPr>
+          <w:p>
+            <w:r>
+              <w:t>0,846</w:t>
+            </w:r>
+          </w:p>
+        </w:tc>
+      </w:tr>
+      <w:tr>
+        <w:tc>
+          <w:tcPr>
+            <w:tcW w:type="dxa" w:w="2160"/>
+          </w:tcPr>
+          <w:p>
+            <w:r>
+              <w:t>4</w:t>
+            </w:r>
+          </w:p>
+        </w:tc>
+        <w:tc>
+          <w:tcPr>
+            <w:tcW w:type="dxa" w:w="2160"/>
+          </w:tcPr>
+          <w:p>
+            <w:r>
+              <w:t>262_0</w:t>
+            </w:r>
+          </w:p>
+        </w:tc>
+        <w:tc>
+          <w:tcPr>
+            <w:tcW w:type="dxa" w:w="2160"/>
+          </w:tcPr>
+          <w:p>
+            <w:r>
+              <w:t>5</w:t>
+            </w:r>
+          </w:p>
+        </w:tc>
+        <w:tc>
+          <w:tcPr>
+            <w:tcW w:type="dxa" w:w="2160"/>
+          </w:tcPr>
+          <w:p>
+            <w:r>
+              <w:t>0,846</w:t>
+            </w:r>
+          </w:p>
+        </w:tc>
+      </w:tr>
+      <w:tr>
+        <w:tc>
+          <w:tcPr>
+            <w:tcW w:type="dxa" w:w="2160"/>
+          </w:tcPr>
+          <w:p>
+            <w:r>
+              <w:t>5</w:t>
+            </w:r>
+          </w:p>
+        </w:tc>
+        <w:tc>
+          <w:tcPr>
+            <w:tcW w:type="dxa" w:w="2160"/>
+          </w:tcPr>
+          <w:p>
+            <w:r>
+              <w:t>1034_0</w:t>
+            </w:r>
+          </w:p>
+        </w:tc>
+        <w:tc>
+          <w:tcPr>
+            <w:tcW w:type="dxa" w:w="2160"/>
+          </w:tcPr>
+          <w:p>
+            <w:r>
+              <w:t>5</w:t>
+            </w:r>
+          </w:p>
+        </w:tc>
+        <w:tc>
+          <w:tcPr>
+            <w:tcW w:type="dxa" w:w="2160"/>
+          </w:tcPr>
+          <w:p>
+            <w:r>
+              <w:t>0,842</w:t>
+            </w:r>
+          </w:p>
+        </w:tc>
+      </w:tr>
+    </w:tbl>
+    <w:p/>
+    <w:p>
+      <w:r>
+        <w:t>Bu kıyafetin katalogda eşi yok, ama sistem s1 = 0.868 ile bir ürün (262_0) buluyor — bilinen sorgudakinden yüksek bir skor. s2 = 0.849, margin = 0.020: ilk sonuç ile ikinci farklı ürün neredeyse eşit. Mutlak skor 'katalogda var' derdi; margin 'emin değilim' diyor. Bu iki örnek bütün resmi anlatmaz; aşağıda 15 bin sorgunun toplu sonucu var.</w:t>
       </w:r>
     </w:p>
     <w:p>
@@ -112,7 +700,69 @@
         <w:pStyle w:val="Heading1"/>
       </w:pPr>
       <w:r>
-        <w:t>3. Sonuç 1: Skorlar 'katalogda yok' demeyi öğrenmemiş</w:t>
+        <w:t>3. Ölçüler</w:t>
+      </w:r>
+    </w:p>
+    <w:p>
+      <w:pPr>
+        <w:pStyle w:val="Heading2"/>
+      </w:pPr>
+      <w:r>
+        <w:t>3.1 AUROC: bir skor iki grubu ne kadar ayırıyor?</w:t>
+      </w:r>
+    </w:p>
+    <w:p>
+      <w:r>
+        <w:t>Elimizde iki grup skor var: bilinen sorguların skorları ve katalogda olmayanların skorları. Skor işe yarıyorsa bilinenler yüksek, olmayanlar düşük olmalı. AUROC şöyle hesaplanır: bir gruptan bir skor, diğer gruptan bir skor rastgele seçildiğinde bilinenin daha yüksek çıkma olasılığı. Bütün ikililer sayılır: 12.375 × 3.137 çift; bilinen &gt; olmayan olan çiftlerin oranı. 1,0 = kusursuz ayrım, 0,5 = yazı-tura (skorun bilgisi yok), 0,5'in altı = ters yönde bilgi.</w:t>
+      </w:r>
+    </w:p>
+    <w:p>
+      <w:r>
+        <w:t>Küçük örnek: bilinen skorlar {0,7, 0,3}, katalogda yok skorları {0,5, 0,1}. Dört çift: (0,7 &gt; 0,5) evet, (0,7 &gt; 0,1) evet, (0,3 &gt; 0,5) hayır, (0,3 &gt; 0,1) evet → AUROC = 3/4 = 0,75.</w:t>
+      </w:r>
+    </w:p>
+    <w:p>
+      <w:r>
+        <w:t>Aynı ölçü ikinci bir soru için de kullanıldı: bilinen sorgular içinde 'ilk sonucu doğru olanlar' ile 'yanlış olanlar' skorla ayrılıyor mu? Bu, 'katalogda var mı' sorusundan farklı: 'verdiğim cevaba güvenebilir miyim' sorusu.</w:t>
+      </w:r>
+    </w:p>
+    <w:p>
+      <w:pPr>
+        <w:pStyle w:val="Heading2"/>
+      </w:pPr>
+      <w:r>
+        <w:t>3.2 Kapsama–kesinlik eğrisi</w:t>
+      </w:r>
+    </w:p>
+    <w:p>
+      <w:r>
+        <w:t>Eşik τ'yu yükselttikçe sistem daha az sorguya cevap verir ama cevapları daha güvenilir olur. Her olası τ için iki sayı: kapsama = bilinen sorguların kaçta kaçının skoru τ'yu geçti (cevap verildi); kesinlik = cevap verilenlerde ilk sonucun doğru olma oranı. Bir de yanlış eşleşme oranı: katalogda olmayan sorguların kaçta kaçı τ'yu geçti (yani yanlış yere cevap aldı). τ, bilinen skorların yüzdelik dilimleri üzerinde 200 adımda taranır; her adım eğride bir nokta.</w:t>
+      </w:r>
+    </w:p>
+    <w:p>
+      <w:r>
+        <w:t>Küçük örnek, 10 bilinen sorgu, skorlar 0,1'den 1,0'a, ilk sonucu doğru olanlar 0,4, 0,6, 0,7, 0,8, 0,9, 1,0 skorlular. τ = 0,28 seçilirse: 0,3 ve üstü 8 sorgu cevap alır → kapsama 8/10 = 0,8; bunların 6'sı doğru → kesinlik 6/8 = 0,75. τ = 0,55: kapsama 5/10, kesinlik 5/5 = 1,0. (Bu örnek kodun otomatik testlerinden biridir.)</w:t>
+      </w:r>
+    </w:p>
+    <w:p>
+      <w:pPr>
+        <w:pStyle w:val="Heading2"/>
+      </w:pPr>
+      <w:r>
+        <w:t>3.3 τ nasıl seçildi?</w:t>
+      </w:r>
+    </w:p>
+    <w:p>
+      <w:r>
+        <w:t>Kural (öneride verilen söz): τ, test'te değil val_internal'da seçilir. Hedef kapsama %95: val_internal'daki bilinen sorguların skorları sıralanır, %5'lik dilimin sınırı τ olur (mutlak: 0.730, margin: 0.0008). Bu τ test'e olduğu gibi uygulandı. Test'te seçilseydi sonuç iyimser olurdu: eşik, ölçüldüğü veriye uydurulmuş olurdu.</w:t>
+      </w:r>
+    </w:p>
+    <w:p>
+      <w:pPr>
+        <w:pStyle w:val="Heading1"/>
+      </w:pPr>
+      <w:r>
+        <w:t>4. Sonuç 1: skorlar 'katalogda yok' demeyi bilmiyor</w:t>
       </w:r>
     </w:p>
     <w:p>
@@ -120,7 +770,7 @@
         <w:rPr>
           <w:b/>
         </w:rPr>
-        <w:t>Tablo 1. Dört modelde skorların ayırma gücü (test). İlk iki sütun: sorgu katalogda var mı? Son iki sütun: verilen ilk sonuç doğru mu?</w:t>
+        <w:t>Tablo 3. Dört modelde iki skorun ayırma gücü (test). İlk iki sütun 'katalogda var mı', son iki sütun 'ilk sonuç doğru mu' sorusu</w:t>
       </w:r>
     </w:p>
     <w:tbl>
@@ -162,7 +812,7 @@
               <w:rPr>
                 <w:b/>
               </w:rPr>
-              <w:t>AUROC bilinen↔yok (s1)</w:t>
+              <w:t>AUROC var↔yok (s1)</w:t>
             </w:r>
           </w:p>
         </w:tc>
@@ -176,7 +826,7 @@
               <w:rPr>
                 <w:b/>
               </w:rPr>
-              <w:t>AUROC bilinen↔yok (margin)</w:t>
+              <w:t>AUROC var↔yok (margin)</w:t>
             </w:r>
           </w:p>
         </w:tc>
@@ -421,7 +1071,7 @@
     <w:p/>
     <w:p>
       <w:r>
-        <w:t>Bilinen ile katalogda olmayan sorguları ayırmada her iki skor da yazı-tura düzeyinde (SigLIP: s1 0.45, margin 0.58). Yani eğitimsiz bir model, 'bu ürün katalogda yok' diyemiyor. Nedeni Şekil 1'de görülüyor: katalogda olmayan bir ürün için de sistem neredeyse aynı skorla (ortalama s1 ≈ 0,83) benzer görünen bir ürün buluyor — model 'aynı ürün' ile 'çok benzer ürün' arasında fark görmüyor.</w:t>
+        <w:t>Bilinen ile katalogda olmayan sorguları ayırmada her iki skor da yazı-tura düzeyinde: SigLIP için s1 0.45, margin 0.58. Diğer üç modelde de aynı. CLIP'in s1 değeri 0,29: katalogda olmayan sorgular bilinenlerden bile yüksek skor alıyor.</w:t>
       </w:r>
     </w:p>
     <w:p>
@@ -431,7 +1081,7 @@
       <w:r>
         <w:drawing>
           <wp:inline xmlns:a="http://schemas.openxmlformats.org/drawingml/2006/main" xmlns:pic="http://schemas.openxmlformats.org/drawingml/2006/picture">
-            <wp:extent cx="5486400" cy="3230880"/>
+            <wp:extent cx="5486400" cy="3236976"/>
             <wp:docPr id="1" name="Picture 1"/>
             <wp:cNvGraphicFramePr>
               <a:graphicFrameLocks noChangeAspect="1"/>
@@ -445,6 +1095,77 @@
                   </pic:nvPicPr>
                   <pic:blipFill>
                     <a:blip r:embed="rId9"/>
+                    <a:stretch>
+                      <a:fillRect/>
+                    </a:stretch>
+                  </pic:blipFill>
+                  <pic:spPr>
+                    <a:xfrm>
+                      <a:off x="0" y="0"/>
+                      <a:ext cx="5486400" cy="3236976"/>
+                    </a:xfrm>
+                    <a:prstGeom prst="rect"/>
+                  </pic:spPr>
+                </pic:pic>
+              </a:graphicData>
+            </a:graphic>
+          </wp:inline>
+        </w:drawing>
+      </w:r>
+    </w:p>
+    <w:p>
+      <w:pPr>
+        <w:jc w:val="center"/>
+      </w:pPr>
+      <w:r>
+        <w:rPr>
+          <w:i/>
+          <w:color w:val="52514E"/>
+          <w:sz w:val="18"/>
+        </w:rPr>
+        <w:t>Şekil 1. Mutlak skor dağılımları. Üç grup üst üste; yatay eksende hiçbir noktaya konan eşik katalogda olmayanları ayıramaz.</w:t>
+      </w:r>
+    </w:p>
+    <w:p>
+      <w:r>
+        <w:t>Neden? Katalogda olmayan kıyafet için de sistem neredeyse aynı skorla (ortanca s1 ≈ 0.83, bilinenlerde 0.82) benzer görünen bir ürün buluyor. Model, Adım 2 raporunda anlatıldığı gibi görsel/anlamsal benzerlik öğrenmiş: 'siyah kot şort' ile 'bir başka siyah kot şort' arasında fark görmüyor. Ürün kimliği (bu özel şort) onun eğitim hedefinde yoktu.</w:t>
+      </w:r>
+    </w:p>
+    <w:p>
+      <w:r>
+        <w:rPr>
+          <w:i/>
+          <w:color w:val="404040"/>
+        </w:rPr>
+        <w:t>Kontrol edilen bir kısıt: resmi test galerisi style = 0 mağaza kıyafetlerini içerdiği için, katalogda olmayan bir sorgu bazen kendi ürün sayfasındaki mağaza fotoğrafında görünen aynı kıyafeti bulabilir (ilk sonuç aynı pair_id'den: %8.4). Bu durumda 'yok' etiketi tartışmalıdır. Aynı pair_id'li galeri öğeleri dışlanarak ölçüm tekrarlandı ('strict'): AUROC s1 0.46, margin 0.60. Sonuç değişmiyor.</w:t>
+      </w:r>
+    </w:p>
+    <w:p>
+      <w:r>
+        <w:t>Buna karşılık ikinci soruda — 'verdiğim ilk sonuç doğru mu?' — margin açık bir sinyal: AUROC 0.77 (mutlak skorla 0.58). Ortanca margin: doğru cevaplarda 0.022, yanlış cevaplarda 0.007, katalogda olmayanlarda 0.007. Doğru cevapta ilk sonuç rakiplerinden kopuyor; yanlış cevapta ve katalogda olmayanda birkaç benzer ürün başa baş gidiyor.</w:t>
+      </w:r>
+    </w:p>
+    <w:p>
+      <w:pPr>
+        <w:jc w:val="center"/>
+      </w:pPr>
+      <w:r>
+        <w:drawing>
+          <wp:inline xmlns:a="http://schemas.openxmlformats.org/drawingml/2006/main" xmlns:pic="http://schemas.openxmlformats.org/drawingml/2006/picture">
+            <wp:extent cx="5486400" cy="3230880"/>
+            <wp:docPr id="2" name="Picture 2"/>
+            <wp:cNvGraphicFramePr>
+              <a:graphicFrameLocks noChangeAspect="1"/>
+            </wp:cNvGraphicFramePr>
+            <a:graphic>
+              <a:graphicData uri="http://schemas.openxmlformats.org/drawingml/2006/picture">
+                <pic:pic>
+                  <pic:nvPicPr>
+                    <pic:cNvPr id="0" name="hist_margin.png"/>
+                    <pic:cNvPicPr/>
+                  </pic:nvPicPr>
+                  <pic:blipFill>
+                    <a:blip r:embed="rId10"/>
                     <a:stretch>
                       <a:fillRect/>
                     </a:stretch>
@@ -473,64 +1194,7 @@
           <w:color w:val="52514E"/>
           <w:sz w:val="18"/>
         </w:rPr>
-        <w:t>Şekil 1. Mutlak skor dağılımları. Üç grup üst üste biniyor; eşik koyarak ayırmak mümkün değil.</w:t>
-      </w:r>
-    </w:p>
-    <w:p>
-      <w:r>
-        <w:t>Buna karşılık ikinci soru — 'verdiğim ilk sonuç doğru mu?' — için margin anlamlı bir sinyal: AUROC 0.77 (mutlak skorla 0.58). İlk sonuç ile ikinci farklı ürün arasındaki fark büyükse sistem genellikle haklı.</w:t>
-      </w:r>
-    </w:p>
-    <w:p>
-      <w:pPr>
-        <w:jc w:val="center"/>
-      </w:pPr>
-      <w:r>
-        <w:drawing>
-          <wp:inline xmlns:a="http://schemas.openxmlformats.org/drawingml/2006/main" xmlns:pic="http://schemas.openxmlformats.org/drawingml/2006/picture">
-            <wp:extent cx="5486400" cy="3224784"/>
-            <wp:docPr id="2" name="Picture 2"/>
-            <wp:cNvGraphicFramePr>
-              <a:graphicFrameLocks noChangeAspect="1"/>
-            </wp:cNvGraphicFramePr>
-            <a:graphic>
-              <a:graphicData uri="http://schemas.openxmlformats.org/drawingml/2006/picture">
-                <pic:pic>
-                  <pic:nvPicPr>
-                    <pic:cNvPr id="0" name="hist_margin.png"/>
-                    <pic:cNvPicPr/>
-                  </pic:nvPicPr>
-                  <pic:blipFill>
-                    <a:blip r:embed="rId10"/>
-                    <a:stretch>
-                      <a:fillRect/>
-                    </a:stretch>
-                  </pic:blipFill>
-                  <pic:spPr>
-                    <a:xfrm>
-                      <a:off x="0" y="0"/>
-                      <a:ext cx="5486400" cy="3224784"/>
-                    </a:xfrm>
-                    <a:prstGeom prst="rect"/>
-                  </pic:spPr>
-                </pic:pic>
-              </a:graphicData>
-            </a:graphic>
-          </wp:inline>
-        </w:drawing>
-      </w:r>
-    </w:p>
-    <w:p>
-      <w:pPr>
-        <w:jc w:val="center"/>
-      </w:pPr>
-      <w:r>
-        <w:rPr>
-          <w:i/>
-          <w:color w:val="52514E"/>
-          <w:sz w:val="18"/>
-        </w:rPr>
-        <w:t>Şekil 2. Margin dağılımları. Doğru bulunan sorgularda margin belirgin biçimde daha büyük; katalogda olmayanlar ise yanlış bulunanlarla aynı yerde.</w:t>
+        <w:t>Şekil 2. Margin dağılımları. 'İlk sonuç doğru' grubu sağa yayılmış; 'yanlış' ve 'katalogda yok' grupları sıfıra yığılmış ve birbirinden ayırt edilemiyor.</w:t>
       </w:r>
     </w:p>
     <w:p>
@@ -538,12 +1202,7 @@
         <w:pStyle w:val="Heading1"/>
       </w:pPr>
       <w:r>
-        <w:t>4. Sonuç 2: Kapsama–kesinlik dengesi</w:t>
-      </w:r>
-    </w:p>
-    <w:p>
-      <w:r>
-        <w:t>Eşiği yükselttikçe sistem daha az sorguya cevap verir (kapsama düşer) ama verdiği cevaplar daha doğru olur (kesinlik artar). Eğri bu dengeyi gösterir.</w:t>
+        <w:t>5. Sonuç 2: eşik, yanlış cevapları azaltır ama 'yok' diyemez</w:t>
       </w:r>
     </w:p>
     <w:p>
@@ -595,7 +1254,7 @@
           <w:color w:val="52514E"/>
           <w:sz w:val="18"/>
         </w:rPr>
-        <w:t>Şekil 3. Kapsama–kesinlik. Margin eğrisi her kapsamada mutlak skorun üstünde; noktalar val_internal'da seçilen τ'nun test'teki konumu.</w:t>
+        <w:t>Şekil 3. Kapsama–kesinlik. Margin eğrisi her kapsamada mutlak skorun üstünde. Noktalar: val_internal'da seçilen τ'nun test'te düştüğü yer.</w:t>
       </w:r>
     </w:p>
     <w:p>
@@ -603,7 +1262,7 @@
         <w:rPr>
           <w:b/>
         </w:rPr>
-        <w:t>Tablo 2. SigLIP, test: farklı kapsamalarda kesinlik ve seçilen τ'nun sonucu</w:t>
+        <w:t>Tablo 4. SigLIP, test: farklı kapsamalarda kesinlik; seçilen τ'nun sonucu</w:t>
       </w:r>
     </w:p>
     <w:tbl>
@@ -704,7 +1363,7 @@
               <w:rPr>
                 <w:b/>
               </w:rPr>
-              <w:t>Test kapsaması</w:t>
+              <w:t>Test'te kapsama</w:t>
             </w:r>
           </w:p>
         </w:tc>
@@ -718,7 +1377,7 @@
               <w:rPr>
                 <w:b/>
               </w:rPr>
-              <w:t>Test kesinliği</w:t>
+              <w:t>Test'te kesinlik</w:t>
             </w:r>
           </w:p>
         </w:tc>
@@ -904,8 +1563,27 @@
     </w:tbl>
     <w:p/>
     <w:p>
+      <w:pPr>
+        <w:pStyle w:val="ListBullet"/>
+      </w:pPr>
       <w:r>
-        <w:t>Yorum: Sorguların yarısına cevap vermekle yetinirsek margin ile kesinlik 53%'e çıkıyor (genel R@1 36%). Ama katalogda olmayanların yine %92'i eşiği geçiyor: eşik, yanlış cevapları azaltıyor; 'yok' demeyi sağlamıyor.</w:t>
+        <w:t>Bütün sorgulara cevap verilirse kesinlik = Recall@1 = 0.36. Margin eşiğiyle yalnızca en emin olunan yarısına cevap verilirse kesinlik 0.53'e çıkıyor; mutlak skorla ancak 0.41.</w:t>
+      </w:r>
+    </w:p>
+    <w:p>
+      <w:pPr>
+        <w:pStyle w:val="ListBullet"/>
+      </w:pPr>
+      <w:r>
+        <w:t>%95 kapsama için seçilen margin τ'su test'te %94.2 kapsama verdi (hedef %95'e yakın: val_internal'da seçilen eşik test'e taşınabiliyor).</w:t>
+      </w:r>
+    </w:p>
+    <w:p>
+      <w:pPr>
+        <w:pStyle w:val="ListBullet"/>
+      </w:pPr>
+      <w:r>
+        <w:t>Ama aynı eşikte katalogda olmayan sorguların %92'i de eşiği geçiyor. Eşik, 'emin olmadığım cevapları vermeyeyim' için işe yarar; 'bu ürün katalogda yok' için yaramaz.</w:t>
       </w:r>
     </w:p>
     <w:p>
@@ -915,7 +1593,7 @@
       <w:r>
         <w:drawing>
           <wp:inline xmlns:a="http://schemas.openxmlformats.org/drawingml/2006/main" xmlns:pic="http://schemas.openxmlformats.org/drawingml/2006/picture">
-            <wp:extent cx="5303520" cy="2949796"/>
+            <wp:extent cx="5303520" cy="3348678"/>
             <wp:docPr id="4" name="Picture 4"/>
             <wp:cNvGraphicFramePr>
               <a:graphicFrameLocks noChangeAspect="1"/>
@@ -936,7 +1614,7 @@
                   <pic:spPr>
                     <a:xfrm>
                       <a:off x="0" y="0"/>
-                      <a:ext cx="5303520" cy="2949796"/>
+                      <a:ext cx="5303520" cy="3348678"/>
                     </a:xfrm>
                     <a:prstGeom prst="rect"/>
                   </pic:spPr>
@@ -957,7 +1635,7 @@
           <w:color w:val="52514E"/>
           <w:sz w:val="18"/>
         </w:rPr>
-        <w:t>Şekil 4. Kapsama düştükçe yanlış eşleşme oranı da düşüyor ama hiçbir noktada bilinenlerden ayrışmıyor.</w:t>
+        <w:t>Şekil 4. Kapsama düştükçe (eşik yükseldikçe) katalogda olmayanların kabul oranı da düşüyor; ama bilinenlerle aynı hızda, yani ayrışma yok.</w:t>
       </w:r>
     </w:p>
     <w:p>
@@ -1009,7 +1687,7 @@
           <w:color w:val="52514E"/>
           <w:sz w:val="18"/>
         </w:rPr>
-        <w:t>Şekil 5. Katalogda olmayan sorgular için sistemin 'bulduğu' ilk 5. Hepsi yanlış ama görsel olarak çok benzer; 'benzer alternatif' senaryosu için yine de işe yarar.</w:t>
+        <w:t>Şekil 5. Katalogda olmayan üç sorgu ve getirilen ilk 5. Hepsi yanlış ama tür, renk ve kesim olarak çok benzer.</w:t>
       </w:r>
     </w:p>
     <w:p>
@@ -1018,7 +1696,7 @@
           <w:i/>
           <w:color w:val="404040"/>
         </w:rPr>
-        <w:t>'Benzer alternatif kalitesi': katalogda olmayan sorgularda ilk 5 sonucun %61'i sorguyla aynı kategoride (bilinen sorgularda %68). Aynısı yokken bile aynı türden ürün öneriliyor.</w:t>
+        <w:t>'Benzer alternatif' açısından bu bir başarı: katalogda olmayan sorgularda ilk 5'in %61'i sorguyla aynı kategoride (bilinenlerde %68). Sistem 'aynısı yok ama şunlara bak' diyebilir; yalnızca 'aynısı yok' kısmını kendi başına söyleyemez.</w:t>
       </w:r>
     </w:p>
     <w:p>
@@ -1026,7 +1704,12 @@
         <w:pStyle w:val="Heading1"/>
       </w:pPr>
       <w:r>
-        <w:t>5. Sonuç 3: Başarı nerede düşüyor?</w:t>
+        <w:t>6. Sonuç 3: başarı hangi koşullarda düşüyor?</w:t>
+      </w:r>
+    </w:p>
+    <w:p>
+      <w:r>
+        <w:t>Hesap: test sorguları, Adım 1'de anlatılan dört koşul etiketine ve kategoriye göre gruplandı; her grupta Recall@1 ayrı hesaplandı. Etiketler sorgu (müşteri) fotoğrafına aittir. 30'dan az örnekli gruplar işaretlendi (sayıları güvenilir değil).</w:t>
       </w:r>
     </w:p>
     <w:p>
@@ -1036,7 +1719,7 @@
       <w:r>
         <w:drawing>
           <wp:inline xmlns:a="http://schemas.openxmlformats.org/drawingml/2006/main" xmlns:pic="http://schemas.openxmlformats.org/drawingml/2006/picture">
-            <wp:extent cx="5669280" cy="3249061"/>
+            <wp:extent cx="5669280" cy="3424280"/>
             <wp:docPr id="6" name="Picture 6"/>
             <wp:cNvGraphicFramePr>
               <a:graphicFrameLocks noChangeAspect="1"/>
@@ -1057,7 +1740,7 @@
                   <pic:spPr>
                     <a:xfrm>
                       <a:off x="0" y="0"/>
-                      <a:ext cx="5669280" cy="3249061"/>
+                      <a:ext cx="5669280" cy="3424280"/>
                     </a:xfrm>
                     <a:prstGeom prst="rect"/>
                   </pic:spPr>
@@ -1078,7 +1761,7 @@
           <w:color w:val="52514E"/>
           <w:sz w:val="18"/>
         </w:rPr>
-        <w:t>Şekil 6. Recall@1, sorgu fotoğrafının çekim koşuluna göre. Ağır kapanma, küçük ölçek ve yandan/arkadan çekim en zor durumlar.</w:t>
+        <w:t>Şekil 6. Recall@1, sorgu fotoğrafının çekim koşuluna göre.</w:t>
       </w:r>
     </w:p>
     <w:p>
@@ -1086,7 +1769,7 @@
         <w:rPr>
           <w:b/>
         </w:rPr>
-        <w:t>Tablo 3. Çekim koşullarına göre kırılım (test, SigLIP)</w:t>
+        <w:t>Tablo 5. Çekim koşullarına göre kırılım (test, SigLIP)</w:t>
       </w:r>
     </w:p>
     <w:tbl>
@@ -1961,7 +2644,7 @@
           <w:color w:val="52514E"/>
           <w:sz w:val="18"/>
         </w:rPr>
-        <w:t>Şekil 7. Recall@1 kategoriye göre. Baskılı/desenli üstler kolay; pantolon, etek ve askılı elbise zor (tek renk, az ayırt edici detay).</w:t>
+        <w:t>Şekil 7. Recall@1 kategoriye göre.</w:t>
       </w:r>
     </w:p>
     <w:p>
@@ -1969,7 +2652,7 @@
         <w:pStyle w:val="ListBullet"/>
       </w:pPr>
       <w:r>
-        <w:t>Kapanma: hafif → ağır arasında R@1 0.41 → 0.20; ürünün yarısı görünmüyorsa eşleştirme zorlaşıyor.</w:t>
+        <w:t>Kapanma: hafif 0.41 → orta 0.28 → ağır 0.20. Kıyafetin yarısı görünmüyorsa vektör, görünen yarıyı ve onu kapatan şeyi (kol, çanta) temsil eder; katalogdaki tam görünümle eşleşmez.</w:t>
       </w:r>
     </w:p>
     <w:p>
@@ -1977,7 +2660,7 @@
         <w:pStyle w:val="ListBullet"/>
       </w:pPr>
       <w:r>
-        <w:t>Ölçek: küçük ürünlerde 0.20, büyüklerde 0.39; küçük kutudan çıkan kırpıntı az piksel taşıyor.</w:t>
+        <w:t>Ölçek: küçük 0.20, orta 0.35, büyük 0.39. Küçük kutu az piksel taşır; 224'e büyütülünce bulanıklaşır, desen ve doku kaybolur.</w:t>
       </w:r>
     </w:p>
     <w:p>
@@ -1985,7 +2668,7 @@
         <w:pStyle w:val="ListBullet"/>
       </w:pPr>
       <w:r>
-        <w:t>Bakış açısı: giyilmemiş (düz serilmiş) ürünler en kolay (0.40), yandan/arkadan en zor (0.27); katalog fotoğrafları çoğunlukla önden.</w:t>
+        <w:t>Bakış açısı: giyilmemiş 0.40, önden 0.35, yandan/arkadan 0.27. Katalog fotoğrafları çoğunlukla önden; arkadan çekilen bir tişörtün baskısı görünmez.</w:t>
       </w:r>
     </w:p>
     <w:p>
@@ -1993,7 +2676,7 @@
         <w:pStyle w:val="ListBullet"/>
       </w:pPr>
       <w:r>
-        <w:t>Yakınlaştırma: belirgin bir etkisi yok; orta yakınlaştırma en iyi.</w:t>
+        <w:t>Yakınlaştırma: yok 0.35, orta 0.37, çok 0.32. Belirgin etki yok; orta yakınlaştırma (kıyafet kadrajı doldurur, kesilmez) en iyi.</w:t>
       </w:r>
     </w:p>
     <w:p>
@@ -2001,7 +2684,7 @@
         <w:pStyle w:val="ListBullet"/>
       </w:pPr>
       <w:r>
-        <w:t>Kategori: en kolay 'short sleeve top' (0.47), en zor 'trousers' (0.17). 'short sleeve outwear' (n=32) küçük grup, sayısı güvenilir değil.</w:t>
+        <w:t>Kategori: en kolay sling (0.47), en zor trousers (0.17). Baskılı/desenli üstler ayırt edici detay taşır; tek renk pantolon ve askılı elbiseler birbirine çok benzer. 'short sleeve outwear' (n=32) küçük grup.</w:t>
       </w:r>
     </w:p>
     <w:p>
@@ -2009,7 +2692,7 @@
         <w:pStyle w:val="ListBullet"/>
       </w:pPr>
       <w:r>
-        <w:t>Bu eğilimler DeepFashion2 makalesindeki Match R-CNN kırılımlarıyla aynı yönde (küçük ölçek, ağır kapanma, yandan/arkadan en zor).</w:t>
+        <w:t>Bu eğilimler DeepFashion2 makalesindeki Match R-CNN kırılımlarıyla aynı yönde (en zor: küçük ölçek, ağır kapanma, yandan/arkadan).</w:t>
       </w:r>
     </w:p>
     <w:p>
@@ -2017,7 +2700,7 @@
         <w:pStyle w:val="Heading1"/>
       </w:pPr>
       <w:r>
-        <w:t>6. Ne öğrendik, sırada ne var?</w:t>
+        <w:t>7. Ne öğrendik, sırada ne var?</w:t>
       </w:r>
     </w:p>
     <w:p>
@@ -2025,7 +2708,7 @@
         <w:pStyle w:val="ListBullet"/>
       </w:pPr>
       <w:r>
-        <w:t>Eğitimsiz SigLIP ürünü iyi buluyor ama 'yok' diyemiyor. Bunun nedeni modelin görsel benzerlik öğrenmiş olması, aynı ürün kimliğini değil.</w:t>
+        <w:t>Eğitimsiz SigLIP ürünü iyi buluyor ama 'yok' diyemiyor; çünkü öğrendiği şey görsel benzerlik, ürün kimliği değil. Bu, Adım 4'ün gerekçesi.</w:t>
       </w:r>
     </w:p>
     <w:p>
@@ -2033,7 +2716,7 @@
         <w:pStyle w:val="ListBullet"/>
       </w:pPr>
       <w:r>
-        <w:t>Margin skoru, verilen cevabın güvenilirliği için kullanılabilir: düşük marginli cevaplar 'emin değilim' diye işaretlenebilir.</w:t>
+        <w:t>Margin, cevabın güvenilirliği için kullanılabilir ve mutlak skordan açıkça iyi. Uygulamada 'düşük marginli cevapları emin değilim diye işaretle' kuralı makul.</w:t>
       </w:r>
     </w:p>
     <w:p>
@@ -2041,7 +2724,7 @@
         <w:pStyle w:val="ListBullet"/>
       </w:pPr>
       <w:r>
-        <w:t>Adım 4'te eğitilecek projeksiyon başlığının hedefi tam olarak bu: aynı ürünü birbirine yaklaştırıp farklı-ama-benzer ürünleri uzaklaştırmak. Başarılıysa hem R@1 hem de açık küme AUROC'u yükselmeli — ikisi de ölçülecek.</w:t>
+        <w:t>Adım 4'te SigLIP vektörlerinin üstüne, DeepFashion2'nin eğitim verisiyle 'aynı ürünü yaklaştır, benzer-ama-farklı ürünü uzaklaştır' hedefiyle küçük bir katman eğitilecek. Başarılıysa hem Recall@1 hem de açık küme AUROC'u yükselmeli; ikisi de aynı kodla ölçülecek.</w:t>
       </w:r>
     </w:p>
     <w:p>
@@ -2049,7 +2732,7 @@
         <w:pStyle w:val="ListBullet"/>
       </w:pPr>
       <w:r>
-        <w:t>Not: val_internal galerisi style=0 mağaza ürünlerini içermiyor, test galerisi (resmi liste) içeriyor; τ'nun test'te biraz farklı kapsama vermesinin nedeni bu. Rapora kısıt olarak yazılacak.</w:t>
+        <w:t>Kısıt: val_internal galerisi style = 0 mağaza kıyafetlerini içermiyor, test galerisi içeriyor; τ'nun test'te hedef kapsamadan biraz sapmasının nedeni bu. Nihai raporda belirtilecek.</w:t>
       </w:r>
     </w:p>
     <w:p>
@@ -2057,7 +2740,7 @@
         <w:pStyle w:val="Heading1"/>
       </w:pPr>
       <w:r>
-        <w:t>7. Ortaya çıkan dosyalar</w:t>
+        <w:t>8. Dosyalar</w:t>
       </w:r>
     </w:p>
     <w:p>
@@ -2073,15 +2756,7 @@
         <w:pStyle w:val="ListBullet"/>
       </w:pPr>
       <w:r>
-        <w:t>reports/figures/03_openset/*.png — bu rapordaki şekiller</w:t>
-      </w:r>
-    </w:p>
-    <w:p>
-      <w:pPr>
-        <w:pStyle w:val="ListBullet"/>
-      </w:pPr>
-      <w:r>
-        <w:t>src/fashret/evaluation/{open_set.py, breakdown.py}; tests/test_open_set.py (4 test)</w:t>
+        <w:t>reports/figures/03_openset/*.png; src/fashret/evaluation/{open_set.py, breakdown.py}; tests/test_open_set.py (elle hesaplanmış örnekler)</w:t>
       </w:r>
     </w:p>
     <w:sectPr>
